--- a/answerbrief-ai-automation-starter/public/tomas/Tomas-Nieves-Resume.docx
+++ b/answerbrief-ai-automation-starter/public/tomas/Tomas-Nieves-Resume.docx
@@ -28,7 +28,7 @@
           <w:sz w:val="22"/>
           <w:szCs w:val="22"/>
         </w:rPr>
-        <w:t xml:space="preserve">Fort Worth, Texas | tomas@nieves.com | linkedin.com/in/tomas-nieves-843053171</w:t>
+        <w:t xml:space="preserve">Dallas, Texas | tomas@nieves.com | linkedin.com/in/tomas-nieves-843053171</w:t>
       </w:r>
     </w:p>
     <w:p>
@@ -63,7 +63,7 @@
           <w:sz w:val="24"/>
           <w:szCs w:val="24"/>
         </w:rPr>
-        <w:t xml:space="preserve">PROFESSIONAL SUMMARY</w:t>
+        <w:t xml:space="preserve">EXECUTIVE PROFILE</w:t>
       </w:r>
     </w:p>
     <w:p>
@@ -76,7 +76,7 @@
           <w:sz w:val="22"/>
           <w:szCs w:val="22"/>
         </w:rPr>
-        <w:t xml:space="preserve">Senior Product Manager and enterprise product leader with nearly 30 years of Verizon experience across product strategy, customer experience, digital transformation, assisted digital platforms, self-service, and complex cross-functional delivery. Known for moving ambiguous, cross-functional initiatives into disciplined execution, connecting strategy, technology, operations, governance, and customer experience into a single coherent roadmap. Currently pursuing Director and Senior Director Product Management, Digital Transformation, and Principal Product Manager opportunities where that scope of ownership carries forward.</w:t>
+        <w:t xml:space="preserve">Enterprise product management and digital transformation leader with nearly 30 years at Verizon, delivering customer-facing digital platforms, product strategy, governance, operations, and experience modernization. Trusted partner to executive leadership and cross-functional teams spanning engineering, architecture, legal, compliance, analytics, finance, operations, retail, digital, and customer experience. Combines disciplined product leadership with practical, responsible AI fluency to improve research, decision support, workflow efficiency, and execution quality.</w:t>
       </w:r>
     </w:p>
     <w:p>
@@ -94,20 +94,97 @@
           <w:sz w:val="24"/>
           <w:szCs w:val="24"/>
         </w:rPr>
-        <w:t xml:space="preserve">CORE PRODUCT AND LEADERSHIP COMPETENCIES</w:t>
-      </w:r>
-    </w:p>
-    <w:p>
-      <w:pPr>
-        <w:spacing w:after="80"/>
-      </w:pPr>
-      <w:r>
-        <w:rPr>
-          <w:rFonts w:ascii="Calibri" w:cs="Calibri" w:eastAsia="Calibri" w:hAnsi="Calibri"/>
-          <w:sz w:val="22"/>
-          <w:szCs w:val="22"/>
-        </w:rPr>
-        <w:t xml:space="preserve">Enterprise Product Strategy  |  Digital Product Transformation  |  Customer Experience Modernization  |  Roadmap Ownership &amp; Backlog Prioritization  |  Cross-Functional Leadership  |  Product Governance &amp; Launch Readiness  |  Executive Stakeholder Alignment  |  Risk, Dependency &amp; Decision Management  |  Engineering, UX &amp; Architecture Partnership  |  Product Operations  |  Data-Informed Decision Making  |  Applied AI Fluency</w:t>
+        <w:t xml:space="preserve">SELECTED EXECUTIVE IMPACT</w:t>
+      </w:r>
+    </w:p>
+    <w:p>
+      <w:pPr>
+        <w:pStyle w:val="ListParagraph"/>
+        <w:numPr>
+          <w:ilvl w:val="0"/>
+          <w:numId w:val="1"/>
+        </w:numPr>
+        <w:spacing w:after="60"/>
+      </w:pPr>
+      <w:r>
+        <w:rPr>
+          <w:rFonts w:ascii="Calibri" w:cs="Calibri" w:eastAsia="Calibri" w:hAnsi="Calibri"/>
+          <w:sz w:val="22"/>
+          <w:szCs w:val="22"/>
+        </w:rPr>
+        <w:t xml:space="preserve">Led enterprise product initiatives connecting strategy, technology execution, governance, operations, and customer experience within a Fortune 50 environment.</w:t>
+      </w:r>
+    </w:p>
+    <w:p>
+      <w:pPr>
+        <w:pStyle w:val="ListParagraph"/>
+        <w:numPr>
+          <w:ilvl w:val="0"/>
+          <w:numId w:val="1"/>
+        </w:numPr>
+        <w:spacing w:after="60"/>
+      </w:pPr>
+      <w:r>
+        <w:rPr>
+          <w:rFonts w:ascii="Calibri" w:cs="Calibri" w:eastAsia="Calibri" w:hAnsi="Calibri"/>
+          <w:sz w:val="22"/>
+          <w:szCs w:val="22"/>
+        </w:rPr>
+        <w:t xml:space="preserve">Directed modernization of assisted digital and self-service journeys, including checkout, payments, disclosures, customer transparency, platform stability, and launch readiness.</w:t>
+      </w:r>
+    </w:p>
+    <w:p>
+      <w:pPr>
+        <w:pStyle w:val="ListParagraph"/>
+        <w:numPr>
+          <w:ilvl w:val="0"/>
+          <w:numId w:val="1"/>
+        </w:numPr>
+        <w:spacing w:after="60"/>
+      </w:pPr>
+      <w:r>
+        <w:rPr>
+          <w:rFonts w:ascii="Calibri" w:cs="Calibri" w:eastAsia="Calibri" w:hAnsi="Calibri"/>
+          <w:sz w:val="22"/>
+          <w:szCs w:val="22"/>
+        </w:rPr>
+        <w:t xml:space="preserve">Led product strategy and delivery for View Together, an assisted digital platform supporting approximately 15 million customer interactions annually across retail and contact center channels.</w:t>
+      </w:r>
+    </w:p>
+    <w:p>
+      <w:pPr>
+        <w:pStyle w:val="ListParagraph"/>
+        <w:numPr>
+          <w:ilvl w:val="0"/>
+          <w:numId w:val="1"/>
+        </w:numPr>
+        <w:spacing w:after="60"/>
+      </w:pPr>
+      <w:r>
+        <w:rPr>
+          <w:rFonts w:ascii="Calibri" w:cs="Calibri" w:eastAsia="Calibri" w:hAnsi="Calibri"/>
+          <w:sz w:val="22"/>
+          <w:szCs w:val="22"/>
+        </w:rPr>
+        <w:t xml:space="preserve">Improved executive decision quality by translating technical, operational, legal, compliance, analytics, and customer signals into clear priorities, risks, dependencies, and action plans.</w:t>
+      </w:r>
+    </w:p>
+    <w:p>
+      <w:pPr>
+        <w:pStyle w:val="ListParagraph"/>
+        <w:numPr>
+          <w:ilvl w:val="0"/>
+          <w:numId w:val="1"/>
+        </w:numPr>
+        <w:spacing w:after="60"/>
+      </w:pPr>
+      <w:r>
+        <w:rPr>
+          <w:rFonts w:ascii="Calibri" w:cs="Calibri" w:eastAsia="Calibri" w:hAnsi="Calibri"/>
+          <w:sz w:val="22"/>
+          <w:szCs w:val="22"/>
+        </w:rPr>
+        <w:t xml:space="preserve">Applied generative AI and automation to research synthesis, structured analysis, document creation, executive communication, and workflow productivity with human oversight.</w:t>
       </w:r>
     </w:p>
     <w:p>
@@ -125,22 +202,7 @@
           <w:sz w:val="24"/>
           <w:szCs w:val="24"/>
         </w:rPr>
-        <w:t xml:space="preserve">PROFESSIONAL EXPERIENCE</w:t>
-      </w:r>
-    </w:p>
-    <w:p>
-      <w:pPr>
-        <w:spacing w:after="40"/>
-      </w:pPr>
-      <w:r>
-        <w:rPr>
-          <w:rFonts w:ascii="Calibri" w:cs="Calibri" w:eastAsia="Calibri" w:hAnsi="Calibri"/>
-          <w:b/>
-          <w:bCs/>
-          <w:sz w:val="22"/>
-          <w:szCs w:val="22"/>
-        </w:rPr>
-        <w:t xml:space="preserve">VERIZON | 1996 – 2026</w:t>
+        <w:t xml:space="preserve">CORE LEADERSHIP CAPABILITIES</w:t>
       </w:r>
     </w:p>
     <w:p>
@@ -153,283 +215,7 @@
           <w:sz w:val="22"/>
           <w:szCs w:val="22"/>
         </w:rPr>
-        <w:t xml:space="preserve">Nearly thirty years of enterprise product ownership at Verizon, moving through consumer digital platforms, self-service technology, and enterprise-scale customer experience and transformation initiatives.</w:t>
-      </w:r>
-    </w:p>
-    <w:p>
-      <w:pPr>
-        <w:spacing w:after="40" w:before="120"/>
-      </w:pPr>
-      <w:r>
-        <w:rPr>
-          <w:rFonts w:ascii="Calibri" w:cs="Calibri" w:eastAsia="Calibri" w:hAnsi="Calibri"/>
-          <w:b/>
-          <w:bCs/>
-          <w:sz w:val="22"/>
-          <w:szCs w:val="22"/>
-        </w:rPr>
-        <w:t xml:space="preserve">Senior Product Owner / Product Manager, View Together</w:t>
-      </w:r>
-    </w:p>
-    <w:p>
-      <w:pPr>
-        <w:pStyle w:val="ListParagraph"/>
-        <w:numPr>
-          <w:ilvl w:val="0"/>
-          <w:numId w:val="1"/>
-        </w:numPr>
-        <w:spacing w:after="60"/>
-      </w:pPr>
-      <w:r>
-        <w:rPr>
-          <w:rFonts w:ascii="Calibri" w:cs="Calibri" w:eastAsia="Calibri" w:hAnsi="Calibri"/>
-          <w:sz w:val="22"/>
-          <w:szCs w:val="22"/>
-        </w:rPr>
-        <w:t xml:space="preserve">Own product strategy and roadmap for View Together, an assisted digital and co-browse customer experience platform supporting approximately 15 million annual customer interactions across retail and contact-center channels.</w:t>
-      </w:r>
-    </w:p>
-    <w:p>
-      <w:pPr>
-        <w:pStyle w:val="ListParagraph"/>
-        <w:numPr>
-          <w:ilvl w:val="0"/>
-          <w:numId w:val="1"/>
-        </w:numPr>
-        <w:spacing w:after="60"/>
-      </w:pPr>
-      <w:r>
-        <w:rPr>
-          <w:rFonts w:ascii="Calibri" w:cs="Calibri" w:eastAsia="Calibri" w:hAnsi="Calibri"/>
-          <w:sz w:val="22"/>
-          <w:szCs w:val="22"/>
-        </w:rPr>
-        <w:t xml:space="preserve">Lead backlog prioritization and cross-functional coordination across engineering, UX, operations, and retail teams to modernize assisted purchasing and support journeys while maintaining platform stability.</w:t>
-      </w:r>
-    </w:p>
-    <w:p>
-      <w:pPr>
-        <w:pStyle w:val="ListParagraph"/>
-        <w:numPr>
-          <w:ilvl w:val="0"/>
-          <w:numId w:val="1"/>
-        </w:numPr>
-        <w:spacing w:after="60"/>
-      </w:pPr>
-      <w:r>
-        <w:rPr>
-          <w:rFonts w:ascii="Calibri" w:cs="Calibri" w:eastAsia="Calibri" w:hAnsi="Calibri"/>
-          <w:sz w:val="22"/>
-          <w:szCs w:val="22"/>
-        </w:rPr>
-        <w:t xml:space="preserve">Drive launch readiness and governance for platform releases, partnering with legal, compliance, and operations to protect customer transparency and ensure controlled rollout.</w:t>
-      </w:r>
-    </w:p>
-    <w:p>
-      <w:pPr>
-        <w:pStyle w:val="ListParagraph"/>
-        <w:numPr>
-          <w:ilvl w:val="0"/>
-          <w:numId w:val="1"/>
-        </w:numPr>
-        <w:spacing w:after="60"/>
-      </w:pPr>
-      <w:r>
-        <w:rPr>
-          <w:rFonts w:ascii="Calibri" w:cs="Calibri" w:eastAsia="Calibri" w:hAnsi="Calibri"/>
-          <w:sz w:val="22"/>
-          <w:szCs w:val="22"/>
-        </w:rPr>
-        <w:t xml:space="preserve">Incorporate field feedback from retail and contact-center teams into production monitoring and defect prioritization, protecting the reliability of customer-facing purchasing and support journeys.</w:t>
-      </w:r>
-    </w:p>
-    <w:p>
-      <w:pPr>
-        <w:pStyle w:val="ListParagraph"/>
-        <w:numPr>
-          <w:ilvl w:val="0"/>
-          <w:numId w:val="1"/>
-        </w:numPr>
-        <w:spacing w:after="60"/>
-      </w:pPr>
-      <w:r>
-        <w:rPr>
-          <w:rFonts w:ascii="Calibri" w:cs="Calibri" w:eastAsia="Calibri" w:hAnsi="Calibri"/>
-          <w:sz w:val="22"/>
-          <w:szCs w:val="22"/>
-        </w:rPr>
-        <w:t xml:space="preserve">Manage dependencies and align product, engineering, and operations stakeholders on decisions needed to deliver platform enhancements on committed timelines.</w:t>
-      </w:r>
-    </w:p>
-    <w:p>
-      <w:pPr>
-        <w:spacing w:after="40" w:before="120"/>
-      </w:pPr>
-      <w:r>
-        <w:rPr>
-          <w:rFonts w:ascii="Calibri" w:cs="Calibri" w:eastAsia="Calibri" w:hAnsi="Calibri"/>
-          <w:b/>
-          <w:bCs/>
-          <w:sz w:val="22"/>
-          <w:szCs w:val="22"/>
-        </w:rPr>
-        <w:t xml:space="preserve">Product Owner, Verizon Assistant</w:t>
-      </w:r>
-    </w:p>
-    <w:p>
-      <w:pPr>
-        <w:pStyle w:val="ListParagraph"/>
-        <w:numPr>
-          <w:ilvl w:val="0"/>
-          <w:numId w:val="1"/>
-        </w:numPr>
-        <w:spacing w:after="60"/>
-      </w:pPr>
-      <w:r>
-        <w:rPr>
-          <w:rFonts w:ascii="Calibri" w:cs="Calibri" w:eastAsia="Calibri" w:hAnsi="Calibri"/>
-          <w:sz w:val="22"/>
-          <w:szCs w:val="22"/>
-        </w:rPr>
-        <w:t xml:space="preserve">Owned product strategy and roadmap for Verizon Assistant, a digital self-service platform giving customers direct access to account support and service resolution.</w:t>
-      </w:r>
-    </w:p>
-    <w:p>
-      <w:pPr>
-        <w:pStyle w:val="ListParagraph"/>
-        <w:numPr>
-          <w:ilvl w:val="0"/>
-          <w:numId w:val="1"/>
-        </w:numPr>
-        <w:spacing w:after="60"/>
-      </w:pPr>
-      <w:r>
-        <w:rPr>
-          <w:rFonts w:ascii="Calibri" w:cs="Calibri" w:eastAsia="Calibri" w:hAnsi="Calibri"/>
-          <w:sz w:val="22"/>
-          <w:szCs w:val="22"/>
-        </w:rPr>
-        <w:t xml:space="preserve">Partnered with customer care and operations teams to identify customer needs and prioritize self-service capabilities that reduced dependency on live support channels.</w:t>
-      </w:r>
-    </w:p>
-    <w:p>
-      <w:pPr>
-        <w:pStyle w:val="ListParagraph"/>
-        <w:numPr>
-          <w:ilvl w:val="0"/>
-          <w:numId w:val="1"/>
-        </w:numPr>
-        <w:spacing w:after="60"/>
-      </w:pPr>
-      <w:r>
-        <w:rPr>
-          <w:rFonts w:ascii="Calibri" w:cs="Calibri" w:eastAsia="Calibri" w:hAnsi="Calibri"/>
-          <w:sz w:val="22"/>
-          <w:szCs w:val="22"/>
-        </w:rPr>
-        <w:t xml:space="preserve">Used adoption and usage analytics to guide roadmap decisions and prioritize the capabilities with the greatest customer impact.</w:t>
-      </w:r>
-    </w:p>
-    <w:p>
-      <w:pPr>
-        <w:spacing w:after="40" w:before="120"/>
-      </w:pPr>
-      <w:r>
-        <w:rPr>
-          <w:rFonts w:ascii="Calibri" w:cs="Calibri" w:eastAsia="Calibri" w:hAnsi="Calibri"/>
-          <w:b/>
-          <w:bCs/>
-          <w:sz w:val="22"/>
-          <w:szCs w:val="22"/>
-        </w:rPr>
-        <w:t xml:space="preserve">Product Owner, Verizon.com Email Platform</w:t>
-      </w:r>
-    </w:p>
-    <w:p>
-      <w:pPr>
-        <w:pStyle w:val="ListParagraph"/>
-        <w:numPr>
-          <w:ilvl w:val="0"/>
-          <w:numId w:val="1"/>
-        </w:numPr>
-        <w:spacing w:after="60"/>
-      </w:pPr>
-      <w:r>
-        <w:rPr>
-          <w:rFonts w:ascii="Calibri" w:cs="Calibri" w:eastAsia="Calibri" w:hAnsi="Calibri"/>
-          <w:sz w:val="22"/>
-          <w:szCs w:val="22"/>
-        </w:rPr>
-        <w:t xml:space="preserve">Owned full product lifecycle for Verizon.com's consumer email platform, partnering with engineering and operations to maintain reliability and service continuity for customer communications.</w:t>
-      </w:r>
-    </w:p>
-    <w:p>
-      <w:pPr>
-        <w:pStyle w:val="ListParagraph"/>
-        <w:numPr>
-          <w:ilvl w:val="0"/>
-          <w:numId w:val="1"/>
-        </w:numPr>
-        <w:spacing w:after="60"/>
-      </w:pPr>
-      <w:r>
-        <w:rPr>
-          <w:rFonts w:ascii="Calibri" w:cs="Calibri" w:eastAsia="Calibri" w:hAnsi="Calibri"/>
-          <w:sz w:val="22"/>
-          <w:szCs w:val="22"/>
-        </w:rPr>
-        <w:t xml:space="preserve">Coordinated cross-functional teams to manage platform stability and resolve customer-facing issues, sustaining a dependable communications experience.</w:t>
-      </w:r>
-    </w:p>
-    <w:p>
-      <w:pPr>
-        <w:spacing w:after="40" w:before="120"/>
-      </w:pPr>
-      <w:r>
-        <w:rPr>
-          <w:rFonts w:ascii="Calibri" w:cs="Calibri" w:eastAsia="Calibri" w:hAnsi="Calibri"/>
-          <w:b/>
-          <w:bCs/>
-          <w:sz w:val="22"/>
-          <w:szCs w:val="22"/>
-        </w:rPr>
-        <w:t xml:space="preserve">Product Manager, Consumer and Small Business Solutions</w:t>
-      </w:r>
-    </w:p>
-    <w:p>
-      <w:pPr>
-        <w:pStyle w:val="ListParagraph"/>
-        <w:numPr>
-          <w:ilvl w:val="0"/>
-          <w:numId w:val="1"/>
-        </w:numPr>
-        <w:spacing w:after="60"/>
-      </w:pPr>
-      <w:r>
-        <w:rPr>
-          <w:rFonts w:ascii="Calibri" w:cs="Calibri" w:eastAsia="Calibri" w:hAnsi="Calibri"/>
-          <w:sz w:val="22"/>
-          <w:szCs w:val="22"/>
-        </w:rPr>
-        <w:t xml:space="preserve">Managed a digital product portfolio serving consumer and small-business customers, prioritizing investment across competing initiatives based on customer need and business value.</w:t>
-      </w:r>
-    </w:p>
-    <w:p>
-      <w:pPr>
-        <w:pStyle w:val="ListParagraph"/>
-        <w:numPr>
-          <w:ilvl w:val="0"/>
-          <w:numId w:val="1"/>
-        </w:numPr>
-        <w:spacing w:after="60"/>
-      </w:pPr>
-      <w:r>
-        <w:rPr>
-          <w:rFonts w:ascii="Calibri" w:cs="Calibri" w:eastAsia="Calibri" w:hAnsi="Calibri"/>
-          <w:sz w:val="22"/>
-          <w:szCs w:val="22"/>
-        </w:rPr>
-        <w:t xml:space="preserve">Aligned business, technology, and operations stakeholders to simplify product and customer experience processes across the portfolio.</w:t>
+        <w:t xml:space="preserve">Enterprise Product Strategy  |  Digital Transformation  |  Customer Experience  |  Executive Stakeholder Alignment  |  Product Roadmaps &amp; Prioritization  |  Platform Modernization  |  Governance &amp; Compliance  |  AI-Enabled Workflow Automation</w:t>
       </w:r>
     </w:p>
     <w:p>
@@ -447,7 +233,22 @@
           <w:sz w:val="24"/>
           <w:szCs w:val="24"/>
         </w:rPr>
-        <w:t xml:space="preserve">EDUCATION</w:t>
+        <w:t xml:space="preserve">PROFESSIONAL EXPERIENCE</w:t>
+      </w:r>
+    </w:p>
+    <w:p>
+      <w:pPr>
+        <w:spacing w:after="40"/>
+      </w:pPr>
+      <w:r>
+        <w:rPr>
+          <w:rFonts w:ascii="Calibri" w:cs="Calibri" w:eastAsia="Calibri" w:hAnsi="Calibri"/>
+          <w:b/>
+          <w:bCs/>
+          <w:sz w:val="22"/>
+          <w:szCs w:val="22"/>
+        </w:rPr>
+        <w:t xml:space="preserve">VERIZON | 1996 – 2026</w:t>
       </w:r>
     </w:p>
     <w:p>
@@ -460,7 +261,229 @@
           <w:sz w:val="22"/>
           <w:szCs w:val="22"/>
         </w:rPr>
-        <w:t xml:space="preserve">Master of Science (M.S.), Microcomputing, University of Puerto Rico</w:t>
+        <w:t xml:space="preserve">Enterprise Product Management, Digital Transformation &amp; Customer Experience Leadership</w:t>
+      </w:r>
+    </w:p>
+    <w:p>
+      <w:pPr>
+        <w:spacing w:after="40" w:before="120"/>
+      </w:pPr>
+      <w:r>
+        <w:rPr>
+          <w:rFonts w:ascii="Calibri" w:cs="Calibri" w:eastAsia="Calibri" w:hAnsi="Calibri"/>
+          <w:b/>
+          <w:bCs/>
+          <w:sz w:val="22"/>
+          <w:szCs w:val="22"/>
+        </w:rPr>
+        <w:t xml:space="preserve">Senior Product Owner / Product Manager — View Together</w:t>
+      </w:r>
+    </w:p>
+    <w:p>
+      <w:pPr>
+        <w:pStyle w:val="ListParagraph"/>
+        <w:numPr>
+          <w:ilvl w:val="0"/>
+          <w:numId w:val="1"/>
+        </w:numPr>
+        <w:spacing w:after="60"/>
+      </w:pPr>
+      <w:r>
+        <w:rPr>
+          <w:rFonts w:ascii="Calibri" w:cs="Calibri" w:eastAsia="Calibri" w:hAnsi="Calibri"/>
+          <w:sz w:val="22"/>
+          <w:szCs w:val="22"/>
+        </w:rPr>
+        <w:t xml:space="preserve">Led strategy, modernization, roadmap execution, and operating governance for Verizon's assisted digital purchasing platform across retail and contact center channels.</w:t>
+      </w:r>
+    </w:p>
+    <w:p>
+      <w:pPr>
+        <w:pStyle w:val="ListParagraph"/>
+        <w:numPr>
+          <w:ilvl w:val="0"/>
+          <w:numId w:val="1"/>
+        </w:numPr>
+        <w:spacing w:after="60"/>
+      </w:pPr>
+      <w:r>
+        <w:rPr>
+          <w:rFonts w:ascii="Calibri" w:cs="Calibri" w:eastAsia="Calibri" w:hAnsi="Calibri"/>
+          <w:sz w:val="22"/>
+          <w:szCs w:val="22"/>
+        </w:rPr>
+        <w:t xml:space="preserve">Aligned product, engineering, architecture, legal, compliance, analytics, operations, finance, and channel leaders around priorities, dependencies, adoption, launch readiness, and measurable product outcomes.</w:t>
+      </w:r>
+    </w:p>
+    <w:p>
+      <w:pPr>
+        <w:pStyle w:val="ListParagraph"/>
+        <w:numPr>
+          <w:ilvl w:val="0"/>
+          <w:numId w:val="1"/>
+        </w:numPr>
+        <w:spacing w:after="60"/>
+      </w:pPr>
+      <w:r>
+        <w:rPr>
+          <w:rFonts w:ascii="Calibri" w:cs="Calibri" w:eastAsia="Calibri" w:hAnsi="Calibri"/>
+          <w:sz w:val="22"/>
+          <w:szCs w:val="22"/>
+        </w:rPr>
+        <w:t xml:space="preserve">Advanced payment, self-service, reporting, customer-transparency, platform-stability, and governance initiatives while balancing customer experience, operational risk, compliance, and delivery constraints.</w:t>
+      </w:r>
+    </w:p>
+    <w:p>
+      <w:pPr>
+        <w:pStyle w:val="ListParagraph"/>
+        <w:numPr>
+          <w:ilvl w:val="0"/>
+          <w:numId w:val="1"/>
+        </w:numPr>
+        <w:spacing w:after="60"/>
+      </w:pPr>
+      <w:r>
+        <w:rPr>
+          <w:rFonts w:ascii="Calibri" w:cs="Calibri" w:eastAsia="Calibri" w:hAnsi="Calibri"/>
+          <w:sz w:val="22"/>
+          <w:szCs w:val="22"/>
+        </w:rPr>
+        <w:t xml:space="preserve">Strengthened product decision-making through roadmap planning, backlog prioritization, field feedback, production monitoring, defect triage, and executive escalation of risks and tradeoffs.</w:t>
+      </w:r>
+    </w:p>
+    <w:p>
+      <w:pPr>
+        <w:spacing w:after="40" w:before="120"/>
+      </w:pPr>
+      <w:r>
+        <w:rPr>
+          <w:rFonts w:ascii="Calibri" w:cs="Calibri" w:eastAsia="Calibri" w:hAnsi="Calibri"/>
+          <w:b/>
+          <w:bCs/>
+          <w:sz w:val="22"/>
+          <w:szCs w:val="22"/>
+        </w:rPr>
+        <w:t xml:space="preserve">Product Owner — Verizon Assistant</w:t>
+      </w:r>
+    </w:p>
+    <w:p>
+      <w:pPr>
+        <w:pStyle w:val="ListParagraph"/>
+        <w:numPr>
+          <w:ilvl w:val="0"/>
+          <w:numId w:val="1"/>
+        </w:numPr>
+        <w:spacing w:after="60"/>
+      </w:pPr>
+      <w:r>
+        <w:rPr>
+          <w:rFonts w:ascii="Calibri" w:cs="Calibri" w:eastAsia="Calibri" w:hAnsi="Calibri"/>
+          <w:sz w:val="22"/>
+          <w:szCs w:val="22"/>
+        </w:rPr>
+        <w:t xml:space="preserve">Owned product strategy and roadmap execution for Verizon Assistant, expanding digital self-service capabilities and improving customer access to support experiences.</w:t>
+      </w:r>
+    </w:p>
+    <w:p>
+      <w:pPr>
+        <w:pStyle w:val="ListParagraph"/>
+        <w:numPr>
+          <w:ilvl w:val="0"/>
+          <w:numId w:val="1"/>
+        </w:numPr>
+        <w:spacing w:after="60"/>
+      </w:pPr>
+      <w:r>
+        <w:rPr>
+          <w:rFonts w:ascii="Calibri" w:cs="Calibri" w:eastAsia="Calibri" w:hAnsi="Calibri"/>
+          <w:sz w:val="22"/>
+          <w:szCs w:val="22"/>
+        </w:rPr>
+        <w:t xml:space="preserve">Partnered with engineering, analytics, operations, customer care, and business stakeholders to identify customer needs, prioritize investments, and improve digital adoption.</w:t>
+      </w:r>
+    </w:p>
+    <w:p>
+      <w:pPr>
+        <w:spacing w:after="40" w:before="120"/>
+      </w:pPr>
+      <w:r>
+        <w:rPr>
+          <w:rFonts w:ascii="Calibri" w:cs="Calibri" w:eastAsia="Calibri" w:hAnsi="Calibri"/>
+          <w:b/>
+          <w:bCs/>
+          <w:sz w:val="22"/>
+          <w:szCs w:val="22"/>
+        </w:rPr>
+        <w:t xml:space="preserve">Product Owner — Verizon.com Email Platform</w:t>
+      </w:r>
+    </w:p>
+    <w:p>
+      <w:pPr>
+        <w:pStyle w:val="ListParagraph"/>
+        <w:numPr>
+          <w:ilvl w:val="0"/>
+          <w:numId w:val="1"/>
+        </w:numPr>
+        <w:spacing w:after="60"/>
+      </w:pPr>
+      <w:r>
+        <w:rPr>
+          <w:rFonts w:ascii="Calibri" w:cs="Calibri" w:eastAsia="Calibri" w:hAnsi="Calibri"/>
+          <w:sz w:val="22"/>
+          <w:szCs w:val="22"/>
+        </w:rPr>
+        <w:t xml:space="preserve">Led product strategy and lifecycle management for Verizon's consumer email platform, with accountability for stability, reliability, customer experience, communications, and service continuity.</w:t>
+      </w:r>
+    </w:p>
+    <w:p>
+      <w:pPr>
+        <w:pStyle w:val="ListParagraph"/>
+        <w:numPr>
+          <w:ilvl w:val="0"/>
+          <w:numId w:val="1"/>
+        </w:numPr>
+        <w:spacing w:after="60"/>
+      </w:pPr>
+      <w:r>
+        <w:rPr>
+          <w:rFonts w:ascii="Calibri" w:cs="Calibri" w:eastAsia="Calibri" w:hAnsi="Calibri"/>
+          <w:sz w:val="22"/>
+          <w:szCs w:val="22"/>
+        </w:rPr>
+        <w:t xml:space="preserve">Coordinated engineering, operations, and customer-support teams to improve platform performance, issue management, and operational execution.</w:t>
+      </w:r>
+    </w:p>
+    <w:p>
+      <w:pPr>
+        <w:spacing w:after="40" w:before="120"/>
+      </w:pPr>
+      <w:r>
+        <w:rPr>
+          <w:rFonts w:ascii="Calibri" w:cs="Calibri" w:eastAsia="Calibri" w:hAnsi="Calibri"/>
+          <w:b/>
+          <w:bCs/>
+          <w:sz w:val="22"/>
+          <w:szCs w:val="22"/>
+        </w:rPr>
+        <w:t xml:space="preserve">Product Manager — Consumer &amp; Small Business Solutions</w:t>
+      </w:r>
+    </w:p>
+    <w:p>
+      <w:pPr>
+        <w:pStyle w:val="ListParagraph"/>
+        <w:numPr>
+          <w:ilvl w:val="0"/>
+          <w:numId w:val="1"/>
+        </w:numPr>
+        <w:spacing w:after="60"/>
+      </w:pPr>
+      <w:r>
+        <w:rPr>
+          <w:rFonts w:ascii="Calibri" w:cs="Calibri" w:eastAsia="Calibri" w:hAnsi="Calibri"/>
+          <w:sz w:val="22"/>
+          <w:szCs w:val="22"/>
+        </w:rPr>
+        <w:t xml:space="preserve">Managed digital product initiatives across Consumer and Small Business portfolios, partnering across business, technology, operations, and leadership to simplify experiences and prioritize investments.</w:t>
       </w:r>
     </w:p>
     <w:p>
@@ -478,97 +501,25 @@
           <w:sz w:val="24"/>
           <w:szCs w:val="24"/>
         </w:rPr>
-        <w:t xml:space="preserve">CERTIFICATIONS AND PROFESSIONAL DEVELOPMENT</w:t>
-      </w:r>
-    </w:p>
-    <w:p>
-      <w:pPr>
-        <w:pStyle w:val="ListParagraph"/>
-        <w:numPr>
-          <w:ilvl w:val="0"/>
-          <w:numId w:val="1"/>
-        </w:numPr>
-        <w:spacing w:after="60"/>
-      </w:pPr>
-      <w:r>
-        <w:rPr>
-          <w:rFonts w:ascii="Calibri" w:cs="Calibri" w:eastAsia="Calibri" w:hAnsi="Calibri"/>
-          <w:sz w:val="22"/>
-          <w:szCs w:val="22"/>
-        </w:rPr>
-        <w:t xml:space="preserve">Google AI Professional Certificate, Google / Coursera, 7-course program (May 2026)</w:t>
-      </w:r>
-    </w:p>
-    <w:p>
-      <w:pPr>
-        <w:pStyle w:val="ListParagraph"/>
-        <w:numPr>
-          <w:ilvl w:val="0"/>
-          <w:numId w:val="1"/>
-        </w:numPr>
-        <w:spacing w:after="60"/>
-      </w:pPr>
-      <w:r>
-        <w:rPr>
-          <w:rFonts w:ascii="Calibri" w:cs="Calibri" w:eastAsia="Calibri" w:hAnsi="Calibri"/>
-          <w:sz w:val="22"/>
-          <w:szCs w:val="22"/>
-        </w:rPr>
-        <w:t xml:space="preserve">Google AI Essentials</w:t>
-      </w:r>
-    </w:p>
-    <w:p>
-      <w:pPr>
-        <w:pStyle w:val="ListParagraph"/>
-        <w:numPr>
-          <w:ilvl w:val="0"/>
-          <w:numId w:val="1"/>
-        </w:numPr>
-        <w:spacing w:after="60"/>
-      </w:pPr>
-      <w:r>
-        <w:rPr>
-          <w:rFonts w:ascii="Calibri" w:cs="Calibri" w:eastAsia="Calibri" w:hAnsi="Calibri"/>
-          <w:sz w:val="22"/>
-          <w:szCs w:val="22"/>
-        </w:rPr>
-        <w:t xml:space="preserve">Microsoft Azure AI Fundamentals (AI-900)</w:t>
-      </w:r>
-    </w:p>
-    <w:p>
-      <w:pPr>
-        <w:pStyle w:val="ListParagraph"/>
-        <w:numPr>
-          <w:ilvl w:val="0"/>
-          <w:numId w:val="1"/>
-        </w:numPr>
-        <w:spacing w:after="60"/>
-      </w:pPr>
-      <w:r>
-        <w:rPr>
-          <w:rFonts w:ascii="Calibri" w:cs="Calibri" w:eastAsia="Calibri" w:hAnsi="Calibri"/>
-          <w:sz w:val="22"/>
-          <w:szCs w:val="22"/>
-        </w:rPr>
-        <w:t xml:space="preserve">IBM AI Fundamentals</w:t>
-      </w:r>
-    </w:p>
-    <w:p>
-      <w:pPr>
-        <w:pStyle w:val="ListParagraph"/>
-        <w:numPr>
-          <w:ilvl w:val="0"/>
-          <w:numId w:val="1"/>
-        </w:numPr>
-        <w:spacing w:after="60"/>
-      </w:pPr>
-      <w:r>
-        <w:rPr>
-          <w:rFonts w:ascii="Calibri" w:cs="Calibri" w:eastAsia="Calibri" w:hAnsi="Calibri"/>
-          <w:sz w:val="22"/>
-          <w:szCs w:val="22"/>
-        </w:rPr>
-        <w:t xml:space="preserve">ISACA AI Fundamentals</w:t>
+        <w:t xml:space="preserve">AI CREDENTIALS &amp; APPLIED FLUENCY</w:t>
+      </w:r>
+    </w:p>
+    <w:p>
+      <w:pPr>
+        <w:pStyle w:val="ListParagraph"/>
+        <w:numPr>
+          <w:ilvl w:val="0"/>
+          <w:numId w:val="1"/>
+        </w:numPr>
+        <w:spacing w:after="60"/>
+      </w:pPr>
+      <w:r>
+        <w:rPr>
+          <w:rFonts w:ascii="Calibri" w:cs="Calibri" w:eastAsia="Calibri" w:hAnsi="Calibri"/>
+          <w:sz w:val="22"/>
+          <w:szCs w:val="22"/>
+        </w:rPr>
+        <w:t xml:space="preserve">Google AI Professional Certificate (Google/Coursera, seven-course program, May 2026)</w:t>
       </w:r>
     </w:p>
     <w:p>
@@ -581,7 +532,92 @@
           <w:sz w:val="22"/>
           <w:szCs w:val="22"/>
         </w:rPr>
-        <w:t xml:space="preserve">Throughout nearly 30 years at Verizon, Tomas has consistently adapted as technology, customer expectations, products, and operating models evolved. That same pattern continues today through AI-assisted research, workflow automation, product analysis, and modern engineering practices, applied as the newest capability in an established pattern of learning, judgment, and execution rather than a career change.</w:t>
+        <w:t xml:space="preserve">Additional credentials: Google AI Essentials | Microsoft Azure AI Fundamentals (AI-900) | IBM AI Fundamentals | ISACA AI Fundamentals</w:t>
+      </w:r>
+    </w:p>
+    <w:p>
+      <w:pPr>
+        <w:spacing w:after="80"/>
+      </w:pPr>
+      <w:r>
+        <w:rPr>
+          <w:rFonts w:ascii="Calibri" w:cs="Calibri" w:eastAsia="Calibri" w:hAnsi="Calibri"/>
+          <w:sz w:val="22"/>
+          <w:szCs w:val="22"/>
+        </w:rPr>
+        <w:t xml:space="preserve">Applied capabilities: generative AI workflows, prompt design, research synthesis, data-informed analysis, executive decision support, workflow automation, content creation, app building, and human-in-the-loop validation.</w:t>
+      </w:r>
+    </w:p>
+    <w:p>
+      <w:pPr>
+        <w:pBdr>
+          <w:bottom w:val="single" w:color="444444" w:sz="4" w:space="2"/>
+        </w:pBdr>
+        <w:spacing w:after="100" w:before="200"/>
+      </w:pPr>
+      <w:r>
+        <w:rPr>
+          <w:rFonts w:ascii="Calibri" w:cs="Calibri" w:eastAsia="Calibri" w:hAnsi="Calibri"/>
+          <w:b/>
+          <w:bCs/>
+          <w:sz w:val="24"/>
+          <w:szCs w:val="24"/>
+        </w:rPr>
+        <w:t xml:space="preserve">EDUCATION &amp; LICENSES</w:t>
+      </w:r>
+    </w:p>
+    <w:p>
+      <w:pPr>
+        <w:pStyle w:val="ListParagraph"/>
+        <w:numPr>
+          <w:ilvl w:val="0"/>
+          <w:numId w:val="1"/>
+        </w:numPr>
+        <w:spacing w:after="60"/>
+      </w:pPr>
+      <w:r>
+        <w:rPr>
+          <w:rFonts w:ascii="Calibri" w:cs="Calibri" w:eastAsia="Calibri" w:hAnsi="Calibri"/>
+          <w:sz w:val="22"/>
+          <w:szCs w:val="22"/>
+        </w:rPr>
+        <w:t xml:space="preserve">Master of Science (M.S.), Microcomputing — University of Puerto Rico</w:t>
+      </w:r>
+    </w:p>
+    <w:p>
+      <w:pPr>
+        <w:pStyle w:val="ListParagraph"/>
+        <w:numPr>
+          <w:ilvl w:val="0"/>
+          <w:numId w:val="1"/>
+        </w:numPr>
+        <w:spacing w:after="60"/>
+      </w:pPr>
+      <w:r>
+        <w:rPr>
+          <w:rFonts w:ascii="Calibri" w:cs="Calibri" w:eastAsia="Calibri" w:hAnsi="Calibri"/>
+          <w:sz w:val="22"/>
+          <w:szCs w:val="22"/>
+        </w:rPr>
+        <w:t xml:space="preserve">FCC Amateur Radio Extra Class License</w:t>
+      </w:r>
+    </w:p>
+    <w:p>
+      <w:pPr>
+        <w:pStyle w:val="ListParagraph"/>
+        <w:numPr>
+          <w:ilvl w:val="0"/>
+          <w:numId w:val="1"/>
+        </w:numPr>
+        <w:spacing w:after="60"/>
+      </w:pPr>
+      <w:r>
+        <w:rPr>
+          <w:rFonts w:ascii="Calibri" w:cs="Calibri" w:eastAsia="Calibri" w:hAnsi="Calibri"/>
+          <w:sz w:val="22"/>
+          <w:szCs w:val="22"/>
+        </w:rPr>
+        <w:t xml:space="preserve">FCC Volunteer Examiner (VE)</w:t>
       </w:r>
     </w:p>
     <w:sectPr>

--- a/answerbrief-ai-automation-starter/public/tomas/Tomas-Nieves-Resume.docx
+++ b/answerbrief-ai-automation-starter/public/tomas/Tomas-Nieves-Resume.docx
@@ -28,7 +28,7 @@
           <w:sz w:val="22"/>
           <w:szCs w:val="22"/>
         </w:rPr>
-        <w:t xml:space="preserve">Dallas, Texas | tomas@nieves.com | linkedin.com/in/tomas-nieves-843053171</w:t>
+        <w:t xml:space="preserve">Dallas, Texas | 945-304-9338 | tomas@nieves.com | linkedin.com/in/tomas-nieves-843053171</w:t>
       </w:r>
     </w:p>
     <w:p>

--- a/answerbrief-ai-automation-starter/public/tomas/Tomas-Nieves-Resume.docx
+++ b/answerbrief-ai-automation-starter/public/tomas/Tomas-Nieves-Resume.docx
@@ -28,7 +28,7 @@
           <w:sz w:val="22"/>
           <w:szCs w:val="22"/>
         </w:rPr>
-        <w:t xml:space="preserve">Fort Worth, Texas | tomas@nieves.com | linkedin.com/in/tomas-nieves-843053171</w:t>
+        <w:t xml:space="preserve">Dallas, Texas | 945-304-9338 | tomas@nieves.com | linkedin.com/in/tomas-nieves-843053171</w:t>
       </w:r>
     </w:p>
     <w:p>
@@ -63,7 +63,7 @@
           <w:sz w:val="24"/>
           <w:szCs w:val="24"/>
         </w:rPr>
-        <w:t xml:space="preserve">PROFESSIONAL SUMMARY</w:t>
+        <w:t xml:space="preserve">EXECUTIVE PROFILE</w:t>
       </w:r>
     </w:p>
     <w:p>
@@ -76,7 +76,7 @@
           <w:sz w:val="22"/>
           <w:szCs w:val="22"/>
         </w:rPr>
-        <w:t xml:space="preserve">Senior Product Manager and enterprise product leader with nearly 30 years of Verizon experience across product strategy, customer experience, digital transformation, assisted digital platforms, self-service, and complex cross-functional delivery. Known for moving ambiguous, cross-functional initiatives into disciplined execution, connecting strategy, technology, operations, governance, and customer experience into a single coherent roadmap. Currently pursuing Director and Senior Director Product Management, Digital Transformation, and Principal Product Manager opportunities where that scope of ownership carries forward.</w:t>
+        <w:t xml:space="preserve">Enterprise product management and digital transformation leader with nearly 30 years at Verizon, delivering customer-facing digital platforms, product strategy, governance, operations, and experience modernization. Trusted partner to executive leadership and cross-functional teams spanning engineering, architecture, legal, compliance, analytics, finance, operations, retail, digital, and customer experience. Combines disciplined product leadership with practical, responsible AI fluency to improve research, decision support, workflow efficiency, and execution quality.</w:t>
       </w:r>
     </w:p>
     <w:p>
@@ -94,20 +94,97 @@
           <w:sz w:val="24"/>
           <w:szCs w:val="24"/>
         </w:rPr>
-        <w:t xml:space="preserve">CORE PRODUCT AND LEADERSHIP COMPETENCIES</w:t>
-      </w:r>
-    </w:p>
-    <w:p>
-      <w:pPr>
-        <w:spacing w:after="80"/>
-      </w:pPr>
-      <w:r>
-        <w:rPr>
-          <w:rFonts w:ascii="Calibri" w:cs="Calibri" w:eastAsia="Calibri" w:hAnsi="Calibri"/>
-          <w:sz w:val="22"/>
-          <w:szCs w:val="22"/>
-        </w:rPr>
-        <w:t xml:space="preserve">Enterprise Product Strategy  |  Digital Product Transformation  |  Customer Experience Modernization  |  Roadmap Ownership &amp; Backlog Prioritization  |  Cross-Functional Leadership  |  Product Governance &amp; Launch Readiness  |  Executive Stakeholder Alignment  |  Risk, Dependency &amp; Decision Management  |  Engineering, UX &amp; Architecture Partnership  |  Product Operations  |  Data-Informed Decision Making  |  Applied AI Fluency</w:t>
+        <w:t xml:space="preserve">SELECTED EXECUTIVE IMPACT</w:t>
+      </w:r>
+    </w:p>
+    <w:p>
+      <w:pPr>
+        <w:pStyle w:val="ListParagraph"/>
+        <w:numPr>
+          <w:ilvl w:val="0"/>
+          <w:numId w:val="1"/>
+        </w:numPr>
+        <w:spacing w:after="60"/>
+      </w:pPr>
+      <w:r>
+        <w:rPr>
+          <w:rFonts w:ascii="Calibri" w:cs="Calibri" w:eastAsia="Calibri" w:hAnsi="Calibri"/>
+          <w:sz w:val="22"/>
+          <w:szCs w:val="22"/>
+        </w:rPr>
+        <w:t xml:space="preserve">Led enterprise product initiatives connecting strategy, technology execution, governance, operations, and customer experience within a Fortune 50 environment.</w:t>
+      </w:r>
+    </w:p>
+    <w:p>
+      <w:pPr>
+        <w:pStyle w:val="ListParagraph"/>
+        <w:numPr>
+          <w:ilvl w:val="0"/>
+          <w:numId w:val="1"/>
+        </w:numPr>
+        <w:spacing w:after="60"/>
+      </w:pPr>
+      <w:r>
+        <w:rPr>
+          <w:rFonts w:ascii="Calibri" w:cs="Calibri" w:eastAsia="Calibri" w:hAnsi="Calibri"/>
+          <w:sz w:val="22"/>
+          <w:szCs w:val="22"/>
+        </w:rPr>
+        <w:t xml:space="preserve">Directed modernization of assisted digital and self-service journeys, including checkout, payments, disclosures, customer transparency, platform stability, and launch readiness.</w:t>
+      </w:r>
+    </w:p>
+    <w:p>
+      <w:pPr>
+        <w:pStyle w:val="ListParagraph"/>
+        <w:numPr>
+          <w:ilvl w:val="0"/>
+          <w:numId w:val="1"/>
+        </w:numPr>
+        <w:spacing w:after="60"/>
+      </w:pPr>
+      <w:r>
+        <w:rPr>
+          <w:rFonts w:ascii="Calibri" w:cs="Calibri" w:eastAsia="Calibri" w:hAnsi="Calibri"/>
+          <w:sz w:val="22"/>
+          <w:szCs w:val="22"/>
+        </w:rPr>
+        <w:t xml:space="preserve">Led product strategy and delivery for View Together, an assisted digital platform supporting approximately 15 million customer interactions annually across retail and contact center channels.</w:t>
+      </w:r>
+    </w:p>
+    <w:p>
+      <w:pPr>
+        <w:pStyle w:val="ListParagraph"/>
+        <w:numPr>
+          <w:ilvl w:val="0"/>
+          <w:numId w:val="1"/>
+        </w:numPr>
+        <w:spacing w:after="60"/>
+      </w:pPr>
+      <w:r>
+        <w:rPr>
+          <w:rFonts w:ascii="Calibri" w:cs="Calibri" w:eastAsia="Calibri" w:hAnsi="Calibri"/>
+          <w:sz w:val="22"/>
+          <w:szCs w:val="22"/>
+        </w:rPr>
+        <w:t xml:space="preserve">Improved executive decision quality by translating technical, operational, legal, compliance, analytics, and customer signals into clear priorities, risks, dependencies, and action plans.</w:t>
+      </w:r>
+    </w:p>
+    <w:p>
+      <w:pPr>
+        <w:pStyle w:val="ListParagraph"/>
+        <w:numPr>
+          <w:ilvl w:val="0"/>
+          <w:numId w:val="1"/>
+        </w:numPr>
+        <w:spacing w:after="60"/>
+      </w:pPr>
+      <w:r>
+        <w:rPr>
+          <w:rFonts w:ascii="Calibri" w:cs="Calibri" w:eastAsia="Calibri" w:hAnsi="Calibri"/>
+          <w:sz w:val="22"/>
+          <w:szCs w:val="22"/>
+        </w:rPr>
+        <w:t xml:space="preserve">Applied generative AI and automation to research synthesis, structured analysis, document creation, executive communication, and workflow productivity with human oversight.</w:t>
       </w:r>
     </w:p>
     <w:p>
@@ -125,22 +202,7 @@
           <w:sz w:val="24"/>
           <w:szCs w:val="24"/>
         </w:rPr>
-        <w:t xml:space="preserve">PROFESSIONAL EXPERIENCE</w:t>
-      </w:r>
-    </w:p>
-    <w:p>
-      <w:pPr>
-        <w:spacing w:after="40"/>
-      </w:pPr>
-      <w:r>
-        <w:rPr>
-          <w:rFonts w:ascii="Calibri" w:cs="Calibri" w:eastAsia="Calibri" w:hAnsi="Calibri"/>
-          <w:b/>
-          <w:bCs/>
-          <w:sz w:val="22"/>
-          <w:szCs w:val="22"/>
-        </w:rPr>
-        <w:t xml:space="preserve">VERIZON | 1996 – 2026</w:t>
+        <w:t xml:space="preserve">CORE LEADERSHIP CAPABILITIES</w:t>
       </w:r>
     </w:p>
     <w:p>
@@ -153,283 +215,7 @@
           <w:sz w:val="22"/>
           <w:szCs w:val="22"/>
         </w:rPr>
-        <w:t xml:space="preserve">Nearly thirty years of enterprise product ownership at Verizon, moving through consumer digital platforms, self-service technology, and enterprise-scale customer experience and transformation initiatives.</w:t>
-      </w:r>
-    </w:p>
-    <w:p>
-      <w:pPr>
-        <w:spacing w:after="40" w:before="120"/>
-      </w:pPr>
-      <w:r>
-        <w:rPr>
-          <w:rFonts w:ascii="Calibri" w:cs="Calibri" w:eastAsia="Calibri" w:hAnsi="Calibri"/>
-          <w:b/>
-          <w:bCs/>
-          <w:sz w:val="22"/>
-          <w:szCs w:val="22"/>
-        </w:rPr>
-        <w:t xml:space="preserve">Senior Product Owner / Product Manager, View Together</w:t>
-      </w:r>
-    </w:p>
-    <w:p>
-      <w:pPr>
-        <w:pStyle w:val="ListParagraph"/>
-        <w:numPr>
-          <w:ilvl w:val="0"/>
-          <w:numId w:val="1"/>
-        </w:numPr>
-        <w:spacing w:after="60"/>
-      </w:pPr>
-      <w:r>
-        <w:rPr>
-          <w:rFonts w:ascii="Calibri" w:cs="Calibri" w:eastAsia="Calibri" w:hAnsi="Calibri"/>
-          <w:sz w:val="22"/>
-          <w:szCs w:val="22"/>
-        </w:rPr>
-        <w:t xml:space="preserve">Own product strategy and roadmap for View Together, an assisted digital and co-browse customer experience platform supporting approximately 15 million annual customer interactions across retail and contact-center channels.</w:t>
-      </w:r>
-    </w:p>
-    <w:p>
-      <w:pPr>
-        <w:pStyle w:val="ListParagraph"/>
-        <w:numPr>
-          <w:ilvl w:val="0"/>
-          <w:numId w:val="1"/>
-        </w:numPr>
-        <w:spacing w:after="60"/>
-      </w:pPr>
-      <w:r>
-        <w:rPr>
-          <w:rFonts w:ascii="Calibri" w:cs="Calibri" w:eastAsia="Calibri" w:hAnsi="Calibri"/>
-          <w:sz w:val="22"/>
-          <w:szCs w:val="22"/>
-        </w:rPr>
-        <w:t xml:space="preserve">Lead backlog prioritization and cross-functional coordination across engineering, UX, operations, and retail teams to modernize assisted purchasing and support journeys while maintaining platform stability.</w:t>
-      </w:r>
-    </w:p>
-    <w:p>
-      <w:pPr>
-        <w:pStyle w:val="ListParagraph"/>
-        <w:numPr>
-          <w:ilvl w:val="0"/>
-          <w:numId w:val="1"/>
-        </w:numPr>
-        <w:spacing w:after="60"/>
-      </w:pPr>
-      <w:r>
-        <w:rPr>
-          <w:rFonts w:ascii="Calibri" w:cs="Calibri" w:eastAsia="Calibri" w:hAnsi="Calibri"/>
-          <w:sz w:val="22"/>
-          <w:szCs w:val="22"/>
-        </w:rPr>
-        <w:t xml:space="preserve">Drive launch readiness and governance for platform releases, partnering with legal, compliance, and operations to protect customer transparency and ensure controlled rollout.</w:t>
-      </w:r>
-    </w:p>
-    <w:p>
-      <w:pPr>
-        <w:pStyle w:val="ListParagraph"/>
-        <w:numPr>
-          <w:ilvl w:val="0"/>
-          <w:numId w:val="1"/>
-        </w:numPr>
-        <w:spacing w:after="60"/>
-      </w:pPr>
-      <w:r>
-        <w:rPr>
-          <w:rFonts w:ascii="Calibri" w:cs="Calibri" w:eastAsia="Calibri" w:hAnsi="Calibri"/>
-          <w:sz w:val="22"/>
-          <w:szCs w:val="22"/>
-        </w:rPr>
-        <w:t xml:space="preserve">Incorporate field feedback from retail and contact-center teams into production monitoring and defect prioritization, protecting the reliability of customer-facing purchasing and support journeys.</w:t>
-      </w:r>
-    </w:p>
-    <w:p>
-      <w:pPr>
-        <w:pStyle w:val="ListParagraph"/>
-        <w:numPr>
-          <w:ilvl w:val="0"/>
-          <w:numId w:val="1"/>
-        </w:numPr>
-        <w:spacing w:after="60"/>
-      </w:pPr>
-      <w:r>
-        <w:rPr>
-          <w:rFonts w:ascii="Calibri" w:cs="Calibri" w:eastAsia="Calibri" w:hAnsi="Calibri"/>
-          <w:sz w:val="22"/>
-          <w:szCs w:val="22"/>
-        </w:rPr>
-        <w:t xml:space="preserve">Manage dependencies and align product, engineering, and operations stakeholders on decisions needed to deliver platform enhancements on committed timelines.</w:t>
-      </w:r>
-    </w:p>
-    <w:p>
-      <w:pPr>
-        <w:spacing w:after="40" w:before="120"/>
-      </w:pPr>
-      <w:r>
-        <w:rPr>
-          <w:rFonts w:ascii="Calibri" w:cs="Calibri" w:eastAsia="Calibri" w:hAnsi="Calibri"/>
-          <w:b/>
-          <w:bCs/>
-          <w:sz w:val="22"/>
-          <w:szCs w:val="22"/>
-        </w:rPr>
-        <w:t xml:space="preserve">Product Owner, Verizon Assistant</w:t>
-      </w:r>
-    </w:p>
-    <w:p>
-      <w:pPr>
-        <w:pStyle w:val="ListParagraph"/>
-        <w:numPr>
-          <w:ilvl w:val="0"/>
-          <w:numId w:val="1"/>
-        </w:numPr>
-        <w:spacing w:after="60"/>
-      </w:pPr>
-      <w:r>
-        <w:rPr>
-          <w:rFonts w:ascii="Calibri" w:cs="Calibri" w:eastAsia="Calibri" w:hAnsi="Calibri"/>
-          <w:sz w:val="22"/>
-          <w:szCs w:val="22"/>
-        </w:rPr>
-        <w:t xml:space="preserve">Owned product strategy and roadmap for Verizon Assistant, a digital self-service platform giving customers direct access to account support and service resolution.</w:t>
-      </w:r>
-    </w:p>
-    <w:p>
-      <w:pPr>
-        <w:pStyle w:val="ListParagraph"/>
-        <w:numPr>
-          <w:ilvl w:val="0"/>
-          <w:numId w:val="1"/>
-        </w:numPr>
-        <w:spacing w:after="60"/>
-      </w:pPr>
-      <w:r>
-        <w:rPr>
-          <w:rFonts w:ascii="Calibri" w:cs="Calibri" w:eastAsia="Calibri" w:hAnsi="Calibri"/>
-          <w:sz w:val="22"/>
-          <w:szCs w:val="22"/>
-        </w:rPr>
-        <w:t xml:space="preserve">Partnered with customer care and operations teams to identify customer needs and prioritize self-service capabilities that reduced dependency on live support channels.</w:t>
-      </w:r>
-    </w:p>
-    <w:p>
-      <w:pPr>
-        <w:pStyle w:val="ListParagraph"/>
-        <w:numPr>
-          <w:ilvl w:val="0"/>
-          <w:numId w:val="1"/>
-        </w:numPr>
-        <w:spacing w:after="60"/>
-      </w:pPr>
-      <w:r>
-        <w:rPr>
-          <w:rFonts w:ascii="Calibri" w:cs="Calibri" w:eastAsia="Calibri" w:hAnsi="Calibri"/>
-          <w:sz w:val="22"/>
-          <w:szCs w:val="22"/>
-        </w:rPr>
-        <w:t xml:space="preserve">Used adoption and usage analytics to guide roadmap decisions and prioritize the capabilities with the greatest customer impact.</w:t>
-      </w:r>
-    </w:p>
-    <w:p>
-      <w:pPr>
-        <w:spacing w:after="40" w:before="120"/>
-      </w:pPr>
-      <w:r>
-        <w:rPr>
-          <w:rFonts w:ascii="Calibri" w:cs="Calibri" w:eastAsia="Calibri" w:hAnsi="Calibri"/>
-          <w:b/>
-          <w:bCs/>
-          <w:sz w:val="22"/>
-          <w:szCs w:val="22"/>
-        </w:rPr>
-        <w:t xml:space="preserve">Product Owner, Verizon.com Email Platform</w:t>
-      </w:r>
-    </w:p>
-    <w:p>
-      <w:pPr>
-        <w:pStyle w:val="ListParagraph"/>
-        <w:numPr>
-          <w:ilvl w:val="0"/>
-          <w:numId w:val="1"/>
-        </w:numPr>
-        <w:spacing w:after="60"/>
-      </w:pPr>
-      <w:r>
-        <w:rPr>
-          <w:rFonts w:ascii="Calibri" w:cs="Calibri" w:eastAsia="Calibri" w:hAnsi="Calibri"/>
-          <w:sz w:val="22"/>
-          <w:szCs w:val="22"/>
-        </w:rPr>
-        <w:t xml:space="preserve">Owned full product lifecycle for Verizon.com's consumer email platform, partnering with engineering and operations to maintain reliability and service continuity for customer communications.</w:t>
-      </w:r>
-    </w:p>
-    <w:p>
-      <w:pPr>
-        <w:pStyle w:val="ListParagraph"/>
-        <w:numPr>
-          <w:ilvl w:val="0"/>
-          <w:numId w:val="1"/>
-        </w:numPr>
-        <w:spacing w:after="60"/>
-      </w:pPr>
-      <w:r>
-        <w:rPr>
-          <w:rFonts w:ascii="Calibri" w:cs="Calibri" w:eastAsia="Calibri" w:hAnsi="Calibri"/>
-          <w:sz w:val="22"/>
-          <w:szCs w:val="22"/>
-        </w:rPr>
-        <w:t xml:space="preserve">Coordinated cross-functional teams to manage platform stability and resolve customer-facing issues, sustaining a dependable communications experience.</w:t>
-      </w:r>
-    </w:p>
-    <w:p>
-      <w:pPr>
-        <w:spacing w:after="40" w:before="120"/>
-      </w:pPr>
-      <w:r>
-        <w:rPr>
-          <w:rFonts w:ascii="Calibri" w:cs="Calibri" w:eastAsia="Calibri" w:hAnsi="Calibri"/>
-          <w:b/>
-          <w:bCs/>
-          <w:sz w:val="22"/>
-          <w:szCs w:val="22"/>
-        </w:rPr>
-        <w:t xml:space="preserve">Product Manager, Consumer and Small Business Solutions</w:t>
-      </w:r>
-    </w:p>
-    <w:p>
-      <w:pPr>
-        <w:pStyle w:val="ListParagraph"/>
-        <w:numPr>
-          <w:ilvl w:val="0"/>
-          <w:numId w:val="1"/>
-        </w:numPr>
-        <w:spacing w:after="60"/>
-      </w:pPr>
-      <w:r>
-        <w:rPr>
-          <w:rFonts w:ascii="Calibri" w:cs="Calibri" w:eastAsia="Calibri" w:hAnsi="Calibri"/>
-          <w:sz w:val="22"/>
-          <w:szCs w:val="22"/>
-        </w:rPr>
-        <w:t xml:space="preserve">Managed a digital product portfolio serving consumer and small-business customers, prioritizing investment across competing initiatives based on customer need and business value.</w:t>
-      </w:r>
-    </w:p>
-    <w:p>
-      <w:pPr>
-        <w:pStyle w:val="ListParagraph"/>
-        <w:numPr>
-          <w:ilvl w:val="0"/>
-          <w:numId w:val="1"/>
-        </w:numPr>
-        <w:spacing w:after="60"/>
-      </w:pPr>
-      <w:r>
-        <w:rPr>
-          <w:rFonts w:ascii="Calibri" w:cs="Calibri" w:eastAsia="Calibri" w:hAnsi="Calibri"/>
-          <w:sz w:val="22"/>
-          <w:szCs w:val="22"/>
-        </w:rPr>
-        <w:t xml:space="preserve">Aligned business, technology, and operations stakeholders to simplify product and customer experience processes across the portfolio.</w:t>
+        <w:t xml:space="preserve">Enterprise Product Strategy  |  Digital Transformation  |  Customer Experience  |  Executive Stakeholder Alignment  |  Product Roadmaps &amp; Prioritization  |  Platform Modernization  |  Governance &amp; Compliance  |  AI-Enabled Workflow Automation</w:t>
       </w:r>
     </w:p>
     <w:p>
@@ -447,7 +233,22 @@
           <w:sz w:val="24"/>
           <w:szCs w:val="24"/>
         </w:rPr>
-        <w:t xml:space="preserve">EDUCATION</w:t>
+        <w:t xml:space="preserve">PROFESSIONAL EXPERIENCE</w:t>
+      </w:r>
+    </w:p>
+    <w:p>
+      <w:pPr>
+        <w:spacing w:after="40"/>
+      </w:pPr>
+      <w:r>
+        <w:rPr>
+          <w:rFonts w:ascii="Calibri" w:cs="Calibri" w:eastAsia="Calibri" w:hAnsi="Calibri"/>
+          <w:b/>
+          <w:bCs/>
+          <w:sz w:val="22"/>
+          <w:szCs w:val="22"/>
+        </w:rPr>
+        <w:t xml:space="preserve">VERIZON | 1996 – 2026</w:t>
       </w:r>
     </w:p>
     <w:p>
@@ -460,7 +261,229 @@
           <w:sz w:val="22"/>
           <w:szCs w:val="22"/>
         </w:rPr>
-        <w:t xml:space="preserve">Master of Science (M.S.), Microcomputing, University of Puerto Rico</w:t>
+        <w:t xml:space="preserve">Enterprise Product Management, Digital Transformation &amp; Customer Experience Leadership</w:t>
+      </w:r>
+    </w:p>
+    <w:p>
+      <w:pPr>
+        <w:spacing w:after="40" w:before="120"/>
+      </w:pPr>
+      <w:r>
+        <w:rPr>
+          <w:rFonts w:ascii="Calibri" w:cs="Calibri" w:eastAsia="Calibri" w:hAnsi="Calibri"/>
+          <w:b/>
+          <w:bCs/>
+          <w:sz w:val="22"/>
+          <w:szCs w:val="22"/>
+        </w:rPr>
+        <w:t xml:space="preserve">Senior Product Owner / Product Manager — View Together</w:t>
+      </w:r>
+    </w:p>
+    <w:p>
+      <w:pPr>
+        <w:pStyle w:val="ListParagraph"/>
+        <w:numPr>
+          <w:ilvl w:val="0"/>
+          <w:numId w:val="1"/>
+        </w:numPr>
+        <w:spacing w:after="60"/>
+      </w:pPr>
+      <w:r>
+        <w:rPr>
+          <w:rFonts w:ascii="Calibri" w:cs="Calibri" w:eastAsia="Calibri" w:hAnsi="Calibri"/>
+          <w:sz w:val="22"/>
+          <w:szCs w:val="22"/>
+        </w:rPr>
+        <w:t xml:space="preserve">Led strategy, modernization, roadmap execution, and operating governance for Verizon's assisted digital purchasing platform across retail and contact center channels.</w:t>
+      </w:r>
+    </w:p>
+    <w:p>
+      <w:pPr>
+        <w:pStyle w:val="ListParagraph"/>
+        <w:numPr>
+          <w:ilvl w:val="0"/>
+          <w:numId w:val="1"/>
+        </w:numPr>
+        <w:spacing w:after="60"/>
+      </w:pPr>
+      <w:r>
+        <w:rPr>
+          <w:rFonts w:ascii="Calibri" w:cs="Calibri" w:eastAsia="Calibri" w:hAnsi="Calibri"/>
+          <w:sz w:val="22"/>
+          <w:szCs w:val="22"/>
+        </w:rPr>
+        <w:t xml:space="preserve">Aligned product, engineering, architecture, legal, compliance, analytics, operations, finance, and channel leaders around priorities, dependencies, adoption, launch readiness, and measurable product outcomes.</w:t>
+      </w:r>
+    </w:p>
+    <w:p>
+      <w:pPr>
+        <w:pStyle w:val="ListParagraph"/>
+        <w:numPr>
+          <w:ilvl w:val="0"/>
+          <w:numId w:val="1"/>
+        </w:numPr>
+        <w:spacing w:after="60"/>
+      </w:pPr>
+      <w:r>
+        <w:rPr>
+          <w:rFonts w:ascii="Calibri" w:cs="Calibri" w:eastAsia="Calibri" w:hAnsi="Calibri"/>
+          <w:sz w:val="22"/>
+          <w:szCs w:val="22"/>
+        </w:rPr>
+        <w:t xml:space="preserve">Advanced payment, self-service, reporting, customer-transparency, platform-stability, and governance initiatives while balancing customer experience, operational risk, compliance, and delivery constraints.</w:t>
+      </w:r>
+    </w:p>
+    <w:p>
+      <w:pPr>
+        <w:pStyle w:val="ListParagraph"/>
+        <w:numPr>
+          <w:ilvl w:val="0"/>
+          <w:numId w:val="1"/>
+        </w:numPr>
+        <w:spacing w:after="60"/>
+      </w:pPr>
+      <w:r>
+        <w:rPr>
+          <w:rFonts w:ascii="Calibri" w:cs="Calibri" w:eastAsia="Calibri" w:hAnsi="Calibri"/>
+          <w:sz w:val="22"/>
+          <w:szCs w:val="22"/>
+        </w:rPr>
+        <w:t xml:space="preserve">Strengthened product decision-making through roadmap planning, backlog prioritization, field feedback, production monitoring, defect triage, and executive escalation of risks and tradeoffs.</w:t>
+      </w:r>
+    </w:p>
+    <w:p>
+      <w:pPr>
+        <w:spacing w:after="40" w:before="120"/>
+      </w:pPr>
+      <w:r>
+        <w:rPr>
+          <w:rFonts w:ascii="Calibri" w:cs="Calibri" w:eastAsia="Calibri" w:hAnsi="Calibri"/>
+          <w:b/>
+          <w:bCs/>
+          <w:sz w:val="22"/>
+          <w:szCs w:val="22"/>
+        </w:rPr>
+        <w:t xml:space="preserve">Product Owner — Verizon Assistant</w:t>
+      </w:r>
+    </w:p>
+    <w:p>
+      <w:pPr>
+        <w:pStyle w:val="ListParagraph"/>
+        <w:numPr>
+          <w:ilvl w:val="0"/>
+          <w:numId w:val="1"/>
+        </w:numPr>
+        <w:spacing w:after="60"/>
+      </w:pPr>
+      <w:r>
+        <w:rPr>
+          <w:rFonts w:ascii="Calibri" w:cs="Calibri" w:eastAsia="Calibri" w:hAnsi="Calibri"/>
+          <w:sz w:val="22"/>
+          <w:szCs w:val="22"/>
+        </w:rPr>
+        <w:t xml:space="preserve">Owned product strategy and roadmap execution for Verizon Assistant, expanding digital self-service capabilities and improving customer access to support experiences.</w:t>
+      </w:r>
+    </w:p>
+    <w:p>
+      <w:pPr>
+        <w:pStyle w:val="ListParagraph"/>
+        <w:numPr>
+          <w:ilvl w:val="0"/>
+          <w:numId w:val="1"/>
+        </w:numPr>
+        <w:spacing w:after="60"/>
+      </w:pPr>
+      <w:r>
+        <w:rPr>
+          <w:rFonts w:ascii="Calibri" w:cs="Calibri" w:eastAsia="Calibri" w:hAnsi="Calibri"/>
+          <w:sz w:val="22"/>
+          <w:szCs w:val="22"/>
+        </w:rPr>
+        <w:t xml:space="preserve">Partnered with engineering, analytics, operations, customer care, and business stakeholders to identify customer needs, prioritize investments, and improve digital adoption.</w:t>
+      </w:r>
+    </w:p>
+    <w:p>
+      <w:pPr>
+        <w:spacing w:after="40" w:before="120"/>
+      </w:pPr>
+      <w:r>
+        <w:rPr>
+          <w:rFonts w:ascii="Calibri" w:cs="Calibri" w:eastAsia="Calibri" w:hAnsi="Calibri"/>
+          <w:b/>
+          <w:bCs/>
+          <w:sz w:val="22"/>
+          <w:szCs w:val="22"/>
+        </w:rPr>
+        <w:t xml:space="preserve">Product Owner — Verizon.com Email Platform</w:t>
+      </w:r>
+    </w:p>
+    <w:p>
+      <w:pPr>
+        <w:pStyle w:val="ListParagraph"/>
+        <w:numPr>
+          <w:ilvl w:val="0"/>
+          <w:numId w:val="1"/>
+        </w:numPr>
+        <w:spacing w:after="60"/>
+      </w:pPr>
+      <w:r>
+        <w:rPr>
+          <w:rFonts w:ascii="Calibri" w:cs="Calibri" w:eastAsia="Calibri" w:hAnsi="Calibri"/>
+          <w:sz w:val="22"/>
+          <w:szCs w:val="22"/>
+        </w:rPr>
+        <w:t xml:space="preserve">Led product strategy and lifecycle management for Verizon's consumer email platform, with accountability for stability, reliability, customer experience, communications, and service continuity.</w:t>
+      </w:r>
+    </w:p>
+    <w:p>
+      <w:pPr>
+        <w:pStyle w:val="ListParagraph"/>
+        <w:numPr>
+          <w:ilvl w:val="0"/>
+          <w:numId w:val="1"/>
+        </w:numPr>
+        <w:spacing w:after="60"/>
+      </w:pPr>
+      <w:r>
+        <w:rPr>
+          <w:rFonts w:ascii="Calibri" w:cs="Calibri" w:eastAsia="Calibri" w:hAnsi="Calibri"/>
+          <w:sz w:val="22"/>
+          <w:szCs w:val="22"/>
+        </w:rPr>
+        <w:t xml:space="preserve">Coordinated engineering, operations, and customer-support teams to improve platform performance, issue management, and operational execution.</w:t>
+      </w:r>
+    </w:p>
+    <w:p>
+      <w:pPr>
+        <w:spacing w:after="40" w:before="120"/>
+      </w:pPr>
+      <w:r>
+        <w:rPr>
+          <w:rFonts w:ascii="Calibri" w:cs="Calibri" w:eastAsia="Calibri" w:hAnsi="Calibri"/>
+          <w:b/>
+          <w:bCs/>
+          <w:sz w:val="22"/>
+          <w:szCs w:val="22"/>
+        </w:rPr>
+        <w:t xml:space="preserve">Product Manager — Consumer &amp; Small Business Solutions</w:t>
+      </w:r>
+    </w:p>
+    <w:p>
+      <w:pPr>
+        <w:pStyle w:val="ListParagraph"/>
+        <w:numPr>
+          <w:ilvl w:val="0"/>
+          <w:numId w:val="1"/>
+        </w:numPr>
+        <w:spacing w:after="60"/>
+      </w:pPr>
+      <w:r>
+        <w:rPr>
+          <w:rFonts w:ascii="Calibri" w:cs="Calibri" w:eastAsia="Calibri" w:hAnsi="Calibri"/>
+          <w:sz w:val="22"/>
+          <w:szCs w:val="22"/>
+        </w:rPr>
+        <w:t xml:space="preserve">Managed digital product initiatives across Consumer and Small Business portfolios, partnering across business, technology, operations, and leadership to simplify experiences and prioritize investments.</w:t>
       </w:r>
     </w:p>
     <w:p>
@@ -478,97 +501,25 @@
           <w:sz w:val="24"/>
           <w:szCs w:val="24"/>
         </w:rPr>
-        <w:t xml:space="preserve">CERTIFICATIONS AND PROFESSIONAL DEVELOPMENT</w:t>
-      </w:r>
-    </w:p>
-    <w:p>
-      <w:pPr>
-        <w:pStyle w:val="ListParagraph"/>
-        <w:numPr>
-          <w:ilvl w:val="0"/>
-          <w:numId w:val="1"/>
-        </w:numPr>
-        <w:spacing w:after="60"/>
-      </w:pPr>
-      <w:r>
-        <w:rPr>
-          <w:rFonts w:ascii="Calibri" w:cs="Calibri" w:eastAsia="Calibri" w:hAnsi="Calibri"/>
-          <w:sz w:val="22"/>
-          <w:szCs w:val="22"/>
-        </w:rPr>
-        <w:t xml:space="preserve">Google AI Professional Certificate, Google / Coursera, 7-course program (May 2026)</w:t>
-      </w:r>
-    </w:p>
-    <w:p>
-      <w:pPr>
-        <w:pStyle w:val="ListParagraph"/>
-        <w:numPr>
-          <w:ilvl w:val="0"/>
-          <w:numId w:val="1"/>
-        </w:numPr>
-        <w:spacing w:after="60"/>
-      </w:pPr>
-      <w:r>
-        <w:rPr>
-          <w:rFonts w:ascii="Calibri" w:cs="Calibri" w:eastAsia="Calibri" w:hAnsi="Calibri"/>
-          <w:sz w:val="22"/>
-          <w:szCs w:val="22"/>
-        </w:rPr>
-        <w:t xml:space="preserve">Google AI Essentials</w:t>
-      </w:r>
-    </w:p>
-    <w:p>
-      <w:pPr>
-        <w:pStyle w:val="ListParagraph"/>
-        <w:numPr>
-          <w:ilvl w:val="0"/>
-          <w:numId w:val="1"/>
-        </w:numPr>
-        <w:spacing w:after="60"/>
-      </w:pPr>
-      <w:r>
-        <w:rPr>
-          <w:rFonts w:ascii="Calibri" w:cs="Calibri" w:eastAsia="Calibri" w:hAnsi="Calibri"/>
-          <w:sz w:val="22"/>
-          <w:szCs w:val="22"/>
-        </w:rPr>
-        <w:t xml:space="preserve">Microsoft Azure AI Fundamentals (AI-900)</w:t>
-      </w:r>
-    </w:p>
-    <w:p>
-      <w:pPr>
-        <w:pStyle w:val="ListParagraph"/>
-        <w:numPr>
-          <w:ilvl w:val="0"/>
-          <w:numId w:val="1"/>
-        </w:numPr>
-        <w:spacing w:after="60"/>
-      </w:pPr>
-      <w:r>
-        <w:rPr>
-          <w:rFonts w:ascii="Calibri" w:cs="Calibri" w:eastAsia="Calibri" w:hAnsi="Calibri"/>
-          <w:sz w:val="22"/>
-          <w:szCs w:val="22"/>
-        </w:rPr>
-        <w:t xml:space="preserve">IBM AI Fundamentals</w:t>
-      </w:r>
-    </w:p>
-    <w:p>
-      <w:pPr>
-        <w:pStyle w:val="ListParagraph"/>
-        <w:numPr>
-          <w:ilvl w:val="0"/>
-          <w:numId w:val="1"/>
-        </w:numPr>
-        <w:spacing w:after="60"/>
-      </w:pPr>
-      <w:r>
-        <w:rPr>
-          <w:rFonts w:ascii="Calibri" w:cs="Calibri" w:eastAsia="Calibri" w:hAnsi="Calibri"/>
-          <w:sz w:val="22"/>
-          <w:szCs w:val="22"/>
-        </w:rPr>
-        <w:t xml:space="preserve">ISACA AI Fundamentals</w:t>
+        <w:t xml:space="preserve">AI CREDENTIALS &amp; APPLIED FLUENCY</w:t>
+      </w:r>
+    </w:p>
+    <w:p>
+      <w:pPr>
+        <w:pStyle w:val="ListParagraph"/>
+        <w:numPr>
+          <w:ilvl w:val="0"/>
+          <w:numId w:val="1"/>
+        </w:numPr>
+        <w:spacing w:after="60"/>
+      </w:pPr>
+      <w:r>
+        <w:rPr>
+          <w:rFonts w:ascii="Calibri" w:cs="Calibri" w:eastAsia="Calibri" w:hAnsi="Calibri"/>
+          <w:sz w:val="22"/>
+          <w:szCs w:val="22"/>
+        </w:rPr>
+        <w:t xml:space="preserve">Google AI Professional Certificate (Google/Coursera, seven-course program, May 2026)</w:t>
       </w:r>
     </w:p>
     <w:p>
@@ -581,7 +532,92 @@
           <w:sz w:val="22"/>
           <w:szCs w:val="22"/>
         </w:rPr>
-        <w:t xml:space="preserve">Throughout nearly 30 years at Verizon, Tomas has consistently adapted as technology, customer expectations, products, and operating models evolved. That same pattern continues today through AI-assisted research, workflow automation, product analysis, and modern engineering practices, applied as the newest capability in an established pattern of learning, judgment, and execution rather than a career change.</w:t>
+        <w:t xml:space="preserve">Additional credentials: Google AI Essentials | Microsoft Azure AI Fundamentals (AI-900) | IBM AI Fundamentals | ISACA AI Fundamentals</w:t>
+      </w:r>
+    </w:p>
+    <w:p>
+      <w:pPr>
+        <w:spacing w:after="80"/>
+      </w:pPr>
+      <w:r>
+        <w:rPr>
+          <w:rFonts w:ascii="Calibri" w:cs="Calibri" w:eastAsia="Calibri" w:hAnsi="Calibri"/>
+          <w:sz w:val="22"/>
+          <w:szCs w:val="22"/>
+        </w:rPr>
+        <w:t xml:space="preserve">Applied capabilities: generative AI workflows, prompt design, research synthesis, data-informed analysis, executive decision support, workflow automation, content creation, app building, and human-in-the-loop validation.</w:t>
+      </w:r>
+    </w:p>
+    <w:p>
+      <w:pPr>
+        <w:pBdr>
+          <w:bottom w:val="single" w:color="444444" w:sz="4" w:space="2"/>
+        </w:pBdr>
+        <w:spacing w:after="100" w:before="200"/>
+      </w:pPr>
+      <w:r>
+        <w:rPr>
+          <w:rFonts w:ascii="Calibri" w:cs="Calibri" w:eastAsia="Calibri" w:hAnsi="Calibri"/>
+          <w:b/>
+          <w:bCs/>
+          <w:sz w:val="24"/>
+          <w:szCs w:val="24"/>
+        </w:rPr>
+        <w:t xml:space="preserve">EDUCATION &amp; LICENSES</w:t>
+      </w:r>
+    </w:p>
+    <w:p>
+      <w:pPr>
+        <w:pStyle w:val="ListParagraph"/>
+        <w:numPr>
+          <w:ilvl w:val="0"/>
+          <w:numId w:val="1"/>
+        </w:numPr>
+        <w:spacing w:after="60"/>
+      </w:pPr>
+      <w:r>
+        <w:rPr>
+          <w:rFonts w:ascii="Calibri" w:cs="Calibri" w:eastAsia="Calibri" w:hAnsi="Calibri"/>
+          <w:sz w:val="22"/>
+          <w:szCs w:val="22"/>
+        </w:rPr>
+        <w:t xml:space="preserve">Master of Science (M.S.), Microcomputing — University of Puerto Rico</w:t>
+      </w:r>
+    </w:p>
+    <w:p>
+      <w:pPr>
+        <w:pStyle w:val="ListParagraph"/>
+        <w:numPr>
+          <w:ilvl w:val="0"/>
+          <w:numId w:val="1"/>
+        </w:numPr>
+        <w:spacing w:after="60"/>
+      </w:pPr>
+      <w:r>
+        <w:rPr>
+          <w:rFonts w:ascii="Calibri" w:cs="Calibri" w:eastAsia="Calibri" w:hAnsi="Calibri"/>
+          <w:sz w:val="22"/>
+          <w:szCs w:val="22"/>
+        </w:rPr>
+        <w:t xml:space="preserve">FCC Amateur Radio Extra Class License</w:t>
+      </w:r>
+    </w:p>
+    <w:p>
+      <w:pPr>
+        <w:pStyle w:val="ListParagraph"/>
+        <w:numPr>
+          <w:ilvl w:val="0"/>
+          <w:numId w:val="1"/>
+        </w:numPr>
+        <w:spacing w:after="60"/>
+      </w:pPr>
+      <w:r>
+        <w:rPr>
+          <w:rFonts w:ascii="Calibri" w:cs="Calibri" w:eastAsia="Calibri" w:hAnsi="Calibri"/>
+          <w:sz w:val="22"/>
+          <w:szCs w:val="22"/>
+        </w:rPr>
+        <w:t xml:space="preserve">FCC Volunteer Examiner (VE)</w:t>
       </w:r>
     </w:p>
     <w:sectPr>
